--- a/7-技术管理/流程制度规范类文件/070100-运维服务技术成果应用管理制度.docx
+++ b/7-技术管理/流程制度规范类文件/070100-运维服务技术成果应用管理制度.docx
@@ -39,7 +39,7 @@
         <w:snapToGrid w:val="0"/>
         <w:textAlignment w:val="baseline"/>
       </w:pPr>
-      <w:bookmarkStart w:id="0" w:name="_Toc24231"/>
+      <w:bookmarkStart w:id="0" w:name="_Toc19740"/>
       <w:r>
         <w:t>运维服务技术</w:t>
       </w:r>
@@ -73,7 +73,7 @@
         <w:snapToGrid w:val="0"/>
         <w:textAlignment w:val="baseline"/>
       </w:pPr>
-      <w:bookmarkStart w:id="1" w:name="_Toc28054"/>
+      <w:bookmarkStart w:id="1" w:name="_Toc31423"/>
       <w:r>
         <w:t>中达丰集团有限公司</w:t>
       </w:r>
@@ -128,7 +128,7 @@
           <w:cols w:space="720" w:num="1"/>
         </w:sectPr>
       </w:pPr>
-      <w:bookmarkStart w:id="2" w:name="_Toc17572"/>
+      <w:bookmarkStart w:id="2" w:name="_Toc5170"/>
       <w:r>
         <w:rPr>
           <w:rFonts w:hint="eastAsia" w:ascii="宋体" w:hAnsi="宋体" w:eastAsia="宋体" w:cs="宋体"/>
@@ -167,7 +167,7 @@
           <w:szCs w:val="28"/>
         </w:rPr>
       </w:pPr>
-      <w:bookmarkStart w:id="3" w:name="_Toc29213"/>
+      <w:bookmarkStart w:id="3" w:name="_Toc7287"/>
       <w:r>
         <w:rPr>
           <w:rFonts w:ascii="宋体" w:hAnsi="宋体" w:eastAsia="宋体" w:cs="宋体"/>
@@ -1562,7 +1562,7 @@
               <w:rFonts w:ascii="宋体" w:hAnsi="宋体" w:eastAsia="宋体" w:cs="宋体"/>
               <w:szCs w:val="21"/>
             </w:rPr>
-            <w:instrText xml:space="preserve"> HYPERLINK \l _Toc24231 </w:instrText>
+            <w:instrText xml:space="preserve"> HYPERLINK \l _Toc19740 </w:instrText>
           </w:r>
           <w:r>
             <w:rPr>
@@ -1591,7 +1591,7 @@
             <w:fldChar w:fldCharType="begin"/>
           </w:r>
           <w:r>
-            <w:instrText xml:space="preserve"> PAGEREF _Toc24231 \h </w:instrText>
+            <w:instrText xml:space="preserve"> PAGEREF _Toc19740 \h </w:instrText>
           </w:r>
           <w:r>
             <w:fldChar w:fldCharType="separate"/>
@@ -1629,7 +1629,7 @@
               <w:rFonts w:ascii="宋体" w:hAnsi="宋体" w:eastAsia="宋体" w:cs="宋体"/>
               <w:szCs w:val="21"/>
             </w:rPr>
-            <w:instrText xml:space="preserve"> HYPERLINK \l _Toc28054 </w:instrText>
+            <w:instrText xml:space="preserve"> HYPERLINK \l _Toc31423 </w:instrText>
           </w:r>
           <w:r>
             <w:rPr>
@@ -1648,7 +1648,7 @@
             <w:fldChar w:fldCharType="begin"/>
           </w:r>
           <w:r>
-            <w:instrText xml:space="preserve"> PAGEREF _Toc28054 \h </w:instrText>
+            <w:instrText xml:space="preserve"> PAGEREF _Toc31423 \h </w:instrText>
           </w:r>
           <w:r>
             <w:fldChar w:fldCharType="separate"/>
@@ -1686,7 +1686,7 @@
               <w:rFonts w:ascii="宋体" w:hAnsi="宋体" w:eastAsia="宋体" w:cs="宋体"/>
               <w:szCs w:val="21"/>
             </w:rPr>
-            <w:instrText xml:space="preserve"> HYPERLINK \l _Toc17572 </w:instrText>
+            <w:instrText xml:space="preserve"> HYPERLINK \l _Toc5170 </w:instrText>
           </w:r>
           <w:r>
             <w:rPr>
@@ -1711,7 +1711,7 @@
             <w:fldChar w:fldCharType="begin"/>
           </w:r>
           <w:r>
-            <w:instrText xml:space="preserve"> PAGEREF _Toc17572 \h </w:instrText>
+            <w:instrText xml:space="preserve"> PAGEREF _Toc5170 \h </w:instrText>
           </w:r>
           <w:r>
             <w:fldChar w:fldCharType="separate"/>
@@ -1749,7 +1749,7 @@
               <w:rFonts w:ascii="宋体" w:hAnsi="宋体" w:eastAsia="宋体" w:cs="宋体"/>
               <w:szCs w:val="21"/>
             </w:rPr>
-            <w:instrText xml:space="preserve"> HYPERLINK \l _Toc29213 </w:instrText>
+            <w:instrText xml:space="preserve"> HYPERLINK \l _Toc7287 </w:instrText>
           </w:r>
           <w:r>
             <w:rPr>
@@ -1773,7 +1773,7 @@
             <w:fldChar w:fldCharType="begin"/>
           </w:r>
           <w:r>
-            <w:instrText xml:space="preserve"> PAGEREF _Toc29213 \h </w:instrText>
+            <w:instrText xml:space="preserve"> PAGEREF _Toc7287 \h </w:instrText>
           </w:r>
           <w:r>
             <w:fldChar w:fldCharType="separate"/>
@@ -1811,7 +1811,7 @@
               <w:rFonts w:ascii="宋体" w:hAnsi="宋体" w:eastAsia="宋体" w:cs="宋体"/>
               <w:szCs w:val="21"/>
             </w:rPr>
-            <w:instrText xml:space="preserve"> HYPERLINK \l _Toc22329 </w:instrText>
+            <w:instrText xml:space="preserve"> HYPERLINK \l _Toc4797 </w:instrText>
           </w:r>
           <w:r>
             <w:rPr>
@@ -1836,7 +1836,7 @@
             <w:fldChar w:fldCharType="begin"/>
           </w:r>
           <w:r>
-            <w:instrText xml:space="preserve"> PAGEREF _Toc22329 \h </w:instrText>
+            <w:instrText xml:space="preserve"> PAGEREF _Toc4797 \h </w:instrText>
           </w:r>
           <w:r>
             <w:fldChar w:fldCharType="separate"/>
@@ -1874,7 +1874,7 @@
               <w:rFonts w:ascii="宋体" w:hAnsi="宋体" w:eastAsia="宋体" w:cs="宋体"/>
               <w:szCs w:val="21"/>
             </w:rPr>
-            <w:instrText xml:space="preserve"> HYPERLINK \l _Toc3838 </w:instrText>
+            <w:instrText xml:space="preserve"> HYPERLINK \l _Toc7133 </w:instrText>
           </w:r>
           <w:r>
             <w:rPr>
@@ -1899,7 +1899,7 @@
             <w:fldChar w:fldCharType="begin"/>
           </w:r>
           <w:r>
-            <w:instrText xml:space="preserve"> PAGEREF _Toc3838 \h </w:instrText>
+            <w:instrText xml:space="preserve"> PAGEREF _Toc7133 \h </w:instrText>
           </w:r>
           <w:r>
             <w:fldChar w:fldCharType="separate"/>
@@ -1937,7 +1937,7 @@
               <w:rFonts w:ascii="宋体" w:hAnsi="宋体" w:eastAsia="宋体" w:cs="宋体"/>
               <w:szCs w:val="21"/>
             </w:rPr>
-            <w:instrText xml:space="preserve"> HYPERLINK \l _Toc25432 </w:instrText>
+            <w:instrText xml:space="preserve"> HYPERLINK \l _Toc12567 </w:instrText>
           </w:r>
           <w:r>
             <w:rPr>
@@ -1962,7 +1962,7 @@
             <w:fldChar w:fldCharType="begin"/>
           </w:r>
           <w:r>
-            <w:instrText xml:space="preserve"> PAGEREF _Toc25432 \h </w:instrText>
+            <w:instrText xml:space="preserve"> PAGEREF _Toc12567 \h </w:instrText>
           </w:r>
           <w:r>
             <w:fldChar w:fldCharType="separate"/>
@@ -2000,7 +2000,7 @@
               <w:rFonts w:ascii="宋体" w:hAnsi="宋体" w:eastAsia="宋体" w:cs="宋体"/>
               <w:szCs w:val="21"/>
             </w:rPr>
-            <w:instrText xml:space="preserve"> HYPERLINK \l _Toc8315 </w:instrText>
+            <w:instrText xml:space="preserve"> HYPERLINK \l _Toc16974 </w:instrText>
           </w:r>
           <w:r>
             <w:rPr>
@@ -2030,7 +2030,7 @@
             <w:fldChar w:fldCharType="begin"/>
           </w:r>
           <w:r>
-            <w:instrText xml:space="preserve"> PAGEREF _Toc8315 \h </w:instrText>
+            <w:instrText xml:space="preserve"> PAGEREF _Toc16974 \h </w:instrText>
           </w:r>
           <w:r>
             <w:fldChar w:fldCharType="separate"/>
@@ -2068,7 +2068,7 @@
               <w:rFonts w:ascii="宋体" w:hAnsi="宋体" w:eastAsia="宋体" w:cs="宋体"/>
               <w:szCs w:val="21"/>
             </w:rPr>
-            <w:instrText xml:space="preserve"> HYPERLINK \l _Toc29417 </w:instrText>
+            <w:instrText xml:space="preserve"> HYPERLINK \l _Toc13289 </w:instrText>
           </w:r>
           <w:r>
             <w:rPr>
@@ -2091,7 +2091,7 @@
             <w:fldChar w:fldCharType="begin"/>
           </w:r>
           <w:r>
-            <w:instrText xml:space="preserve"> PAGEREF _Toc29417 \h </w:instrText>
+            <w:instrText xml:space="preserve"> PAGEREF _Toc13289 \h </w:instrText>
           </w:r>
           <w:r>
             <w:fldChar w:fldCharType="separate"/>
@@ -2129,7 +2129,7 @@
               <w:rFonts w:ascii="宋体" w:hAnsi="宋体" w:eastAsia="宋体" w:cs="宋体"/>
               <w:szCs w:val="21"/>
             </w:rPr>
-            <w:instrText xml:space="preserve"> HYPERLINK \l _Toc29902 </w:instrText>
+            <w:instrText xml:space="preserve"> HYPERLINK \l _Toc26501 </w:instrText>
           </w:r>
           <w:r>
             <w:rPr>
@@ -2152,7 +2152,7 @@
             <w:fldChar w:fldCharType="begin"/>
           </w:r>
           <w:r>
-            <w:instrText xml:space="preserve"> PAGEREF _Toc29902 \h </w:instrText>
+            <w:instrText xml:space="preserve"> PAGEREF _Toc26501 \h </w:instrText>
           </w:r>
           <w:r>
             <w:fldChar w:fldCharType="separate"/>
@@ -2190,7 +2190,7 @@
               <w:rFonts w:ascii="宋体" w:hAnsi="宋体" w:eastAsia="宋体" w:cs="宋体"/>
               <w:szCs w:val="21"/>
             </w:rPr>
-            <w:instrText xml:space="preserve"> HYPERLINK \l _Toc32643 </w:instrText>
+            <w:instrText xml:space="preserve"> HYPERLINK \l _Toc2772 </w:instrText>
           </w:r>
           <w:r>
             <w:rPr>
@@ -2213,7 +2213,7 @@
             <w:fldChar w:fldCharType="begin"/>
           </w:r>
           <w:r>
-            <w:instrText xml:space="preserve"> PAGEREF _Toc32643 \h </w:instrText>
+            <w:instrText xml:space="preserve"> PAGEREF _Toc2772 \h </w:instrText>
           </w:r>
           <w:r>
             <w:fldChar w:fldCharType="separate"/>
@@ -2251,7 +2251,7 @@
               <w:rFonts w:ascii="宋体" w:hAnsi="宋体" w:eastAsia="宋体" w:cs="宋体"/>
               <w:szCs w:val="21"/>
             </w:rPr>
-            <w:instrText xml:space="preserve"> HYPERLINK \l _Toc31332 </w:instrText>
+            <w:instrText xml:space="preserve"> HYPERLINK \l _Toc8240 </w:instrText>
           </w:r>
           <w:r>
             <w:rPr>
@@ -2274,7 +2274,7 @@
             <w:fldChar w:fldCharType="begin"/>
           </w:r>
           <w:r>
-            <w:instrText xml:space="preserve"> PAGEREF _Toc31332 \h </w:instrText>
+            <w:instrText xml:space="preserve"> PAGEREF _Toc8240 \h </w:instrText>
           </w:r>
           <w:r>
             <w:fldChar w:fldCharType="separate"/>
@@ -2312,7 +2312,7 @@
               <w:rFonts w:ascii="宋体" w:hAnsi="宋体" w:eastAsia="宋体" w:cs="宋体"/>
               <w:szCs w:val="21"/>
             </w:rPr>
-            <w:instrText xml:space="preserve"> HYPERLINK \l _Toc5170 </w:instrText>
+            <w:instrText xml:space="preserve"> HYPERLINK \l _Toc30005 </w:instrText>
           </w:r>
           <w:r>
             <w:rPr>
@@ -2335,7 +2335,7 @@
             <w:fldChar w:fldCharType="begin"/>
           </w:r>
           <w:r>
-            <w:instrText xml:space="preserve"> PAGEREF _Toc5170 \h </w:instrText>
+            <w:instrText xml:space="preserve"> PAGEREF _Toc30005 \h </w:instrText>
           </w:r>
           <w:r>
             <w:fldChar w:fldCharType="separate"/>
@@ -2373,7 +2373,7 @@
               <w:rFonts w:ascii="宋体" w:hAnsi="宋体" w:eastAsia="宋体" w:cs="宋体"/>
               <w:szCs w:val="21"/>
             </w:rPr>
-            <w:instrText xml:space="preserve"> HYPERLINK \l _Toc21801 </w:instrText>
+            <w:instrText xml:space="preserve"> HYPERLINK \l _Toc15884 </w:instrText>
           </w:r>
           <w:r>
             <w:rPr>
@@ -2396,7 +2396,7 @@
             <w:fldChar w:fldCharType="begin"/>
           </w:r>
           <w:r>
-            <w:instrText xml:space="preserve"> PAGEREF _Toc21801 \h </w:instrText>
+            <w:instrText xml:space="preserve"> PAGEREF _Toc15884 \h </w:instrText>
           </w:r>
           <w:r>
             <w:fldChar w:fldCharType="separate"/>
@@ -2434,7 +2434,7 @@
               <w:rFonts w:ascii="宋体" w:hAnsi="宋体" w:eastAsia="宋体" w:cs="宋体"/>
               <w:szCs w:val="21"/>
             </w:rPr>
-            <w:instrText xml:space="preserve"> HYPERLINK \l _Toc7696 </w:instrText>
+            <w:instrText xml:space="preserve"> HYPERLINK \l _Toc13888 </w:instrText>
           </w:r>
           <w:r>
             <w:rPr>
@@ -2457,7 +2457,7 @@
             <w:fldChar w:fldCharType="begin"/>
           </w:r>
           <w:r>
-            <w:instrText xml:space="preserve"> PAGEREF _Toc7696 \h </w:instrText>
+            <w:instrText xml:space="preserve"> PAGEREF _Toc13888 \h </w:instrText>
           </w:r>
           <w:r>
             <w:fldChar w:fldCharType="separate"/>
@@ -2564,7 +2564,7 @@
         <w:snapToGrid w:val="0"/>
         <w:textAlignment w:val="baseline"/>
       </w:pPr>
-      <w:bookmarkStart w:id="4" w:name="_Toc22329"/>
+      <w:bookmarkStart w:id="4" w:name="_Toc4797"/>
       <w:r>
         <w:t>目的</w:t>
       </w:r>
@@ -2597,7 +2597,7 @@
         <w:snapToGrid w:val="0"/>
         <w:textAlignment w:val="baseline"/>
       </w:pPr>
-      <w:bookmarkStart w:id="5" w:name="_Toc3838"/>
+      <w:bookmarkStart w:id="5" w:name="_Toc7133"/>
       <w:r>
         <w:t>适用范围</w:t>
       </w:r>
@@ -2825,7 +2825,7 @@
         <w:snapToGrid w:val="0"/>
         <w:textAlignment w:val="baseline"/>
       </w:pPr>
-      <w:bookmarkStart w:id="6" w:name="_Toc25432"/>
+      <w:bookmarkStart w:id="6" w:name="_Toc12567"/>
       <w:r>
         <w:t>引用文件</w:t>
       </w:r>
@@ -2908,7 +2908,7 @@
           <w:lang w:val="en-US" w:eastAsia="zh-CN"/>
         </w:rPr>
       </w:pPr>
-      <w:bookmarkStart w:id="7" w:name="_Toc8315"/>
+      <w:bookmarkStart w:id="7" w:name="_Toc16974"/>
       <w:r>
         <w:rPr>
           <w:rFonts w:hint="eastAsia"/>
@@ -2920,6 +2920,7 @@
     </w:p>
     <w:tbl>
       <w:tblPr>
+        <w:tblStyle w:val="20"/>
         <w:tblW w:w="8552" w:type="dxa"/>
         <w:jc w:val="center"/>
         <w:tblBorders>
@@ -2953,7 +2954,6 @@
             <w:insideH w:val="none" w:color="auto" w:sz="0" w:space="0"/>
             <w:insideV w:val="none" w:color="auto" w:sz="0" w:space="0"/>
           </w:tblBorders>
-          <w:shd w:val="clear" w:color="auto" w:fill="FFFFFF"/>
           <w:tblCellMar>
             <w:top w:w="15" w:type="dxa"/>
             <w:left w:w="15" w:type="dxa"/>
@@ -3020,7 +3020,6 @@
                 <w:kern w:val="0"/>
                 <w:sz w:val="18"/>
                 <w:szCs w:val="18"/>
-                <w:bdr w:val="none" w:color="auto" w:sz="0" w:space="0"/>
                 <w:lang w:val="en-US" w:eastAsia="zh-CN" w:bidi="ar"/>
               </w:rPr>
               <w:t>术语</w:t>
@@ -3081,7 +3080,6 @@
                 <w:kern w:val="0"/>
                 <w:sz w:val="18"/>
                 <w:szCs w:val="18"/>
-                <w:bdr w:val="none" w:color="auto" w:sz="0" w:space="0"/>
                 <w:lang w:val="en-US" w:eastAsia="zh-CN" w:bidi="ar"/>
               </w:rPr>
               <w:t>定义</w:t>
@@ -3162,7 +3160,6 @@
                 <w:kern w:val="0"/>
                 <w:sz w:val="18"/>
                 <w:szCs w:val="18"/>
-                <w:bdr w:val="none" w:color="auto" w:sz="0" w:space="0"/>
                 <w:lang w:val="en-US" w:eastAsia="zh-CN" w:bidi="ar"/>
               </w:rPr>
               <w:t>技术成果</w:t>
@@ -3221,7 +3218,6 @@
                 <w:kern w:val="0"/>
                 <w:sz w:val="18"/>
                 <w:szCs w:val="18"/>
-                <w:bdr w:val="none" w:color="auto" w:sz="0" w:space="0"/>
                 <w:lang w:val="en-US" w:eastAsia="zh-CN" w:bidi="ar"/>
               </w:rPr>
               <w:t>指在运维服务过程中研发或引入的、具备实际应用价值的技术产品、工具、文档或方法论。</w:t>
@@ -3302,7 +3298,6 @@
                 <w:kern w:val="0"/>
                 <w:sz w:val="18"/>
                 <w:szCs w:val="18"/>
-                <w:bdr w:val="none" w:color="auto" w:sz="0" w:space="0"/>
                 <w:lang w:val="en-US" w:eastAsia="zh-CN" w:bidi="ar"/>
               </w:rPr>
               <w:t>成果应用</w:t>
@@ -3361,7 +3356,6 @@
                 <w:kern w:val="0"/>
                 <w:sz w:val="18"/>
                 <w:szCs w:val="18"/>
-                <w:bdr w:val="none" w:color="auto" w:sz="0" w:space="0"/>
                 <w:lang w:val="en-US" w:eastAsia="zh-CN" w:bidi="ar"/>
               </w:rPr>
               <w:t>将技术成果部署至实际运维场景中，用于提升服务效率、质量或解决实际问题的过程。</w:t>
@@ -3379,7 +3373,6 @@
             <w:insideH w:val="none" w:color="auto" w:sz="0" w:space="0"/>
             <w:insideV w:val="none" w:color="auto" w:sz="0" w:space="0"/>
           </w:tblBorders>
-          <w:shd w:val="clear" w:color="auto" w:fill="FFFFFF"/>
           <w:tblCellMar>
             <w:top w:w="15" w:type="dxa"/>
             <w:left w:w="15" w:type="dxa"/>
@@ -3443,7 +3436,6 @@
                 <w:kern w:val="0"/>
                 <w:sz w:val="18"/>
                 <w:szCs w:val="18"/>
-                <w:bdr w:val="none" w:color="auto" w:sz="0" w:space="0"/>
                 <w:lang w:val="en-US" w:eastAsia="zh-CN" w:bidi="ar"/>
               </w:rPr>
               <w:t>试点应用</w:t>
@@ -3502,7 +3494,6 @@
                 <w:kern w:val="0"/>
                 <w:sz w:val="18"/>
                 <w:szCs w:val="18"/>
-                <w:bdr w:val="none" w:color="auto" w:sz="0" w:space="0"/>
                 <w:lang w:val="en-US" w:eastAsia="zh-CN" w:bidi="ar"/>
               </w:rPr>
               <w:t>在局部或特定环境中对技术成果进行小范围验证和优化的阶段。</w:t>
@@ -3520,7 +3511,6 @@
             <w:insideH w:val="none" w:color="auto" w:sz="0" w:space="0"/>
             <w:insideV w:val="none" w:color="auto" w:sz="0" w:space="0"/>
           </w:tblBorders>
-          <w:shd w:val="clear" w:color="auto" w:fill="FFFFFF"/>
           <w:tblCellMar>
             <w:top w:w="15" w:type="dxa"/>
             <w:left w:w="15" w:type="dxa"/>
@@ -3584,7 +3574,6 @@
                 <w:kern w:val="0"/>
                 <w:sz w:val="18"/>
                 <w:szCs w:val="18"/>
-                <w:bdr w:val="none" w:color="auto" w:sz="0" w:space="0"/>
                 <w:lang w:val="en-US" w:eastAsia="zh-CN" w:bidi="ar"/>
               </w:rPr>
               <w:t>推广应用</w:t>
@@ -3643,7 +3632,6 @@
                 <w:kern w:val="0"/>
                 <w:sz w:val="18"/>
                 <w:szCs w:val="18"/>
-                <w:bdr w:val="none" w:color="auto" w:sz="0" w:space="0"/>
                 <w:lang w:val="en-US" w:eastAsia="zh-CN" w:bidi="ar"/>
               </w:rPr>
               <w:t>在试点验证通过后，将技术成果全面部署至适用场景的过程。</w:t>
@@ -3724,7 +3712,6 @@
                 <w:kern w:val="0"/>
                 <w:sz w:val="18"/>
                 <w:szCs w:val="18"/>
-                <w:bdr w:val="none" w:color="auto" w:sz="0" w:space="0"/>
                 <w:lang w:val="en-US" w:eastAsia="zh-CN" w:bidi="ar"/>
               </w:rPr>
               <w:t>成果归档</w:t>
@@ -3783,7 +3770,6 @@
                 <w:kern w:val="0"/>
                 <w:sz w:val="18"/>
                 <w:szCs w:val="18"/>
-                <w:bdr w:val="none" w:color="auto" w:sz="0" w:space="0"/>
                 <w:lang w:val="en-US" w:eastAsia="zh-CN" w:bidi="ar"/>
               </w:rPr>
               <w:t>将技术成果及其相关文档、代码、使用说明等系统化存储和管理的过程。</w:t>
@@ -3801,7 +3787,7 @@
           <w:lang w:val="en-US" w:eastAsia="zh-CN"/>
         </w:rPr>
       </w:pPr>
-      <w:bookmarkStart w:id="8" w:name="_Toc29417"/>
+      <w:bookmarkStart w:id="8" w:name="_Toc13289"/>
       <w:r>
         <w:rPr>
           <w:rFonts w:hint="default"/>
@@ -3820,7 +3806,7 @@
           <w:lang w:val="en-US" w:eastAsia="zh-CN"/>
         </w:rPr>
       </w:pPr>
-      <w:bookmarkStart w:id="9" w:name="_Toc29902"/>
+      <w:bookmarkStart w:id="9" w:name="_Toc26501"/>
       <w:r>
         <w:rPr>
           <w:rFonts w:hint="default"/>
@@ -3897,7 +3883,7 @@
           <w:lang w:val="en-US" w:eastAsia="zh-CN"/>
         </w:rPr>
       </w:pPr>
-      <w:bookmarkStart w:id="10" w:name="_Toc32643"/>
+      <w:bookmarkStart w:id="10" w:name="_Toc2772"/>
       <w:r>
         <w:rPr>
           <w:rFonts w:hint="default"/>
@@ -3984,7 +3970,7 @@
           <w:lang w:val="en-US" w:eastAsia="zh-CN"/>
         </w:rPr>
       </w:pPr>
-      <w:bookmarkStart w:id="11" w:name="_Toc31332"/>
+      <w:bookmarkStart w:id="11" w:name="_Toc8240"/>
       <w:r>
         <w:rPr>
           <w:rFonts w:hint="default"/>
@@ -4078,7 +4064,7 @@
           <w:lang w:val="en-US" w:eastAsia="zh-CN"/>
         </w:rPr>
       </w:pPr>
-      <w:bookmarkStart w:id="12" w:name="_Toc5170"/>
+      <w:bookmarkStart w:id="12" w:name="_Toc30005"/>
       <w:r>
         <w:rPr>
           <w:rFonts w:hint="default"/>
@@ -4148,7 +4134,7 @@
           <w:lang w:val="en-US" w:eastAsia="zh-CN"/>
         </w:rPr>
       </w:pPr>
-      <w:bookmarkStart w:id="13" w:name="_Toc21801"/>
+      <w:bookmarkStart w:id="13" w:name="_Toc15884"/>
       <w:r>
         <w:rPr>
           <w:rFonts w:hint="default"/>
@@ -4316,7 +4302,7 @@
           <w:lang w:val="en-US" w:eastAsia="zh-CN"/>
         </w:rPr>
       </w:pPr>
-      <w:bookmarkStart w:id="14" w:name="_Toc7696"/>
+      <w:bookmarkStart w:id="14" w:name="_Toc13888"/>
       <w:r>
         <w:rPr>
           <w:rFonts w:hint="default"/>
@@ -4330,6 +4316,7 @@
       <w:pPr>
         <w:pStyle w:val="27"/>
         <w:numPr>
+          <w:ilvl w:val="0"/>
           <w:numId w:val="0"/>
         </w:numPr>
         <w:bidi w:val="0"/>
@@ -4351,6 +4338,7 @@
       <w:pPr>
         <w:pStyle w:val="27"/>
         <w:numPr>
+          <w:ilvl w:val="0"/>
           <w:numId w:val="0"/>
         </w:numPr>
         <w:bidi w:val="0"/>
@@ -4372,6 +4360,7 @@
       <w:pPr>
         <w:pStyle w:val="27"/>
         <w:numPr>
+          <w:ilvl w:val="0"/>
           <w:numId w:val="0"/>
         </w:numPr>
         <w:bidi w:val="0"/>
@@ -4393,6 +4382,7 @@
       <w:pPr>
         <w:pStyle w:val="27"/>
         <w:numPr>
+          <w:ilvl w:val="0"/>
           <w:numId w:val="0"/>
         </w:numPr>
         <w:bidi w:val="0"/>
@@ -4414,6 +4404,7 @@
       <w:pPr>
         <w:pStyle w:val="27"/>
         <w:numPr>
+          <w:ilvl w:val="0"/>
           <w:numId w:val="0"/>
         </w:numPr>
         <w:bidi w:val="0"/>
@@ -4435,6 +4426,7 @@
       <w:pPr>
         <w:pStyle w:val="27"/>
         <w:numPr>
+          <w:ilvl w:val="0"/>
           <w:numId w:val="0"/>
         </w:numPr>
         <w:bidi w:val="0"/>
@@ -4456,6 +4448,7 @@
       <w:pPr>
         <w:pStyle w:val="27"/>
         <w:numPr>
+          <w:ilvl w:val="0"/>
           <w:numId w:val="0"/>
         </w:numPr>
         <w:bidi w:val="0"/>
